--- a/template.docx.docx
+++ b/template.docx.docx
@@ -4755,7 +4755,7 @@
       <w:headerReference w:type="default" r:id="rId13"/>
       <w:footerReference w:type="even" r:id="rId14"/>
       <w:footerReference w:type="default" r:id="rId15"/>
-      <w:headerReference w:type="first" r:id="rId16"/>
+      <w:headerReference w:type="first" r:id="rId13"/>
       <w:footerReference w:type="first" r:id="rId17"/>
       <w:pgSz w:w="11901" w:h="16817"/>
       <w:pgMar w:top="1440" w:right="1440" w:bottom="1440" w:left="1440" w:header="0" w:footer="444" w:gutter="0"/>
@@ -9596,22 +9596,13 @@
     <w:next w:val="Standard"/>
     <w:rsid w:val="0002326C"/>
     <w:pPr>
-      <w:pageBreakBefore/>
-      <w:pBdr>
-        <w:top w:val="single" w:sz="1" w:space="1" w:color="000000"/>
-        <w:bottom w:val="single" w:sz="1" w:space="1" w:color="000000"/>
-      </w:pBdr>
-      <w:suppressAutoHyphens/>
-      <w:spacing w:after="360" w:line="320" w:lineRule="exact"/>
+      <w:spacing w:after="0" w:line="240" w:lineRule="exact"/>
       <w:jc w:val="center"/>
     </w:pPr>
     <w:rPr>
-      <w:rFonts w:ascii="Gill Sans MT" w:hAnsi="Gill Sans MT"/>
-      <w:color w:val="595959"/>
-      <w:spacing w:val="40"/>
-      <w:sz w:val="28"/>
-      <w:szCs w:val="28"/>
-      <w:lang w:val="es-ES_tradnl" w:eastAsia="ar-SA"/>
+      <w:color w:val="FFFFFF"/>
+      <w:sz w:val="2"/>
+      <w:szCs w:val="2"/>
     </w:rPr>
   </w:style>
   <w:style w:type="paragraph" w:customStyle="1" w:styleId="Coverdoctitle">
